--- a/data/outputs/newsletter.docx
+++ b/data/outputs/newsletter.docx
@@ -28,7 +28,7 @@
           <w:color w:val="666666"/>
           <w:sz w:val="18"/>
         </w:rPr>
-        <w:t>Generated 21 Jun 2026, 10:08  ·  22 deals  ·  16 sources</w:t>
+        <w:t>Generated 21 Jun 2026, 10:34  ·  16 deals  ·  15 sources</w:t>
       </w:r>
     </w:p>
     <w:p/>
@@ -45,7 +45,7 @@
         <w:pStyle w:val="ListBullet"/>
       </w:pPr>
       <w:r>
-        <w:t>Pipeline funnel: 28 ingested → 25 after de-duplication (3 duplicates removed) → 22 relevant deals.</w:t>
+        <w:t>Pipeline funnel: 66 ingested → 38 after de-duplication (28 duplicates removed) → 16 relevant deals.</w:t>
       </w:r>
     </w:p>
     <w:p>
@@ -53,7 +53,7 @@
         <w:pStyle w:val="ListBullet"/>
       </w:pPr>
       <w:r>
-        <w:t>Most active categories: Food (9), Beauty &amp; Personal Care (7), Beverages (5).</w:t>
+        <w:t>Most active categories: Beauty &amp; Personal Care (10), Other / Diversified (4), Health &amp; Wellness (1).</w:t>
       </w:r>
     </w:p>
     <w:p>
@@ -61,7 +61,7 @@
         <w:pStyle w:val="ListBullet"/>
       </w:pPr>
       <w:r>
-        <w:t>Average source credibility: 0.92 (0–1 scale).</w:t>
+        <w:t>Average source credibility: 0.55 (0–1 scale).</w:t>
       </w:r>
     </w:p>
     <w:p>
@@ -80,14 +80,7 @@
         <w:t xml:space="preserve">1. </w:t>
       </w:r>
       <w:r>
-        <w:rPr>
-          <w:b/>
-          <w:color w:val="0B5C4A"/>
-        </w:rPr>
-        <w:t xml:space="preserve">ITC → Yoga Bar: </w:t>
-      </w:r>
-      <w:r>
-        <w:t>ITC acquires Yoga Bar maker Sproutlife Foods, expands health snacks portfolio</w:t>
+        <w:t>L’Oréal Acquires Majority Stake in Innovist, Marking One of India’s Biggest D2C Beauty Deals</w:t>
       </w:r>
     </w:p>
     <w:p>
@@ -96,7 +89,7 @@
           <w:color w:val="666666"/>
           <w:sz w:val="17"/>
         </w:rPr>
-        <w:t>Food  ·  Source: Business Standard  ·  credibility 1.00  ·  relevance 90</w:t>
+        <w:t>Beauty &amp; Personal Care  ·  Source: D2c Insider Pulse  ·  credibility 0.40  ·  relevance 61 · corroborated by 2 sources</w:t>
       </w:r>
     </w:p>
     <w:p>
@@ -106,7 +99,7 @@
           <w:color w:val="1A5FB4"/>
           <w:sz w:val="17"/>
         </w:rPr>
-        <w:t>https://www.business-standard.com/companies/news/itc-yoga-bar-sproutlife-acquisition</w:t>
+        <w:t>https://news.google.com/rss/articles/CBMiuwFBVV95cUxNamFnNjRXUmV5LWhTS3lvOXY2MVJtb24ySlo5VlZpdVVabkF0MkNDYWtLWkRsZmktMGN1aEh0V3dtWmdxbmlhazNXZW1SV01KMGRnOVhlS1AwQ3JodkhoNnFJNVRQc3BoTGhDMjlTUmJtTW1uTXhONE1CY3BxUzg4c2ppX0tZb3hBR2ZRVVNfb1k4WWVvYl8xZVRKMS1XazNWS2w5ZWZSSDhmc3p2akNIY09PdnRGVnBNU3Uw?oc=5</w:t>
       </w:r>
     </w:p>
     <w:p>
@@ -117,13 +110,14 @@
         <w:t xml:space="preserve">2. </w:t>
       </w:r>
       <w:r>
-        <w:t>Hindustan Unilever acquires 90.5% stake in D2C skincare brand Minimalist</w:t>
+        <w:rPr>
+          <w:b/>
+          <w:color w:val="0B5C4A"/>
+        </w:rPr>
+        <w:t xml:space="preserve">L'Oreal → Indian: </w:t>
       </w:r>
       <w:r>
-        <w:rPr>
-          <w:b/>
-        </w:rPr>
-        <w:t xml:space="preserve">  [inr 2,670 crore]</w:t>
+        <w:t>L'Oreal to acquire majority stake in Indian beauty startup Innovist</w:t>
       </w:r>
     </w:p>
     <w:p>
@@ -132,7 +126,7 @@
           <w:color w:val="666666"/>
           <w:sz w:val="17"/>
         </w:rPr>
-        <w:t>Beauty &amp; Personal Care  ·  Source: Economic Times  ·  credibility 1.00  ·  relevance 87 · corroborated by 2 sources</w:t>
+        <w:t>Beauty &amp; Personal Care  ·  Source: Reuters  ·  credibility 1.00  ·  relevance 56 · corroborated by 7 sources</w:t>
       </w:r>
     </w:p>
     <w:p>
@@ -142,7 +136,7 @@
           <w:color w:val="1A5FB4"/>
           <w:sz w:val="17"/>
         </w:rPr>
-        <w:t>https://economictimes.indiatimes.com/industry/cons-products/fmcg/hul-minimalist-acquisition/articleshow.cms</w:t>
+        <w:t>https://news.google.com/rss/articles/CBMiowFBVV95cUxObnF2V3pfWnUzZ1ZPdlRLeHVSeVJXeDgtVlFMSWw2dmw5Vld1eWtQTkZNR0pSejdCcWlnOUxqQ1RjNkUzeDluWDZwNjNONzNINlJLY3d1QjhnRnpfLTBfV3dDejlBQVRMY3p6MTlNNW8zY1NodUlpVW1CakUtVG9rVmlDdnJxY1pDNjdraWtnNHN2REhmbWF0eW9FSldFU25iSUZn?oc=5</w:t>
       </w:r>
     </w:p>
     <w:p>
@@ -153,7 +147,7 @@
         <w:t xml:space="preserve">3. </w:t>
       </w:r>
       <w:r>
-        <w:t>Marico acquires majority stake in plant-based nutrition brand Plix</w:t>
+        <w:t>FMCG giants focus on beauty brands in D2C acquisitions</w:t>
       </w:r>
     </w:p>
     <w:p>
@@ -162,7 +156,7 @@
           <w:color w:val="666666"/>
           <w:sz w:val="17"/>
         </w:rPr>
-        <w:t>Food  ·  Source: Moneycontrol  ·  credibility 1.00  ·  relevance 84</w:t>
+        <w:t>Beauty &amp; Personal Care  ·  Source: Indiatimes  ·  credibility 0.50  ·  relevance 55</w:t>
       </w:r>
     </w:p>
     <w:p>
@@ -172,7 +166,7 @@
           <w:color w:val="1A5FB4"/>
           <w:sz w:val="17"/>
         </w:rPr>
-        <w:t>https://www.moneycontrol.com/news/business/marico-plix-satiya-nutraceuticals-stake.html</w:t>
+        <w:t>https://news.google.com/rss/articles/CBMiygFBVV95cUxNMzZSR19PZGR4bTZINmpBLUxrWWdyeVB0eXJ1aG5QdXVuVU56NmxoV0h5ZVdCTzlEN0xHZ3J3MFNLRXdZSDVqZ3A4WU5xb1ZFejN1bDF5NFRPRGFkc0ZWZ090VDZEQmlnYV9xaGE2bVBYeEdZeWhOUHU4QXh4QjdIWnRQWHpmM0w0dEJnTU9pa1BRTzlZMUdUbXpWOFd6VXNlQ3RyLXVfR0VyeWZ1MTExUEZ3WVJyR3Y5dHZoWThTZDZxMllLeG1uLU9B?oc=5</w:t>
       </w:r>
     </w:p>
     <w:p>
@@ -183,7 +177,7 @@
         <w:t xml:space="preserve">4. </w:t>
       </w:r>
       <w:r>
-        <w:t>Emami raises stake in men's grooming brand The Man Company to 100%</w:t>
+        <w:t>Charlotte Tilbury deal terms reportedly complicate Estée Lauder-Puig merger talks</w:t>
       </w:r>
     </w:p>
     <w:p>
@@ -192,7 +186,7 @@
           <w:color w:val="666666"/>
           <w:sz w:val="17"/>
         </w:rPr>
-        <w:t>Beauty &amp; Personal Care  ·  Source: Financial Express  ·  credibility 1.00  ·  relevance 77</w:t>
+        <w:t>Beauty &amp; Personal Care  ·  Source: Global Cosmetics News  ·  credibility 0.40  ·  relevance 45</w:t>
       </w:r>
     </w:p>
     <w:p>
@@ -202,7 +196,7 @@
           <w:color w:val="1A5FB4"/>
           <w:sz w:val="17"/>
         </w:rPr>
-        <w:t>https://www.financialexpress.com/business/industry/emami-the-man-company-acquisition</w:t>
+        <w:t>https://news.google.com/rss/articles/CBMiugFBVV95cUxPTTJrNEREcERZcE5WbURzUEU1eXU1TmQ0U1JzdFplTGlyM3c4TkpZaDhxTHhzTVhkT0wxN25fUF92RHl3R3RUWHVCZ1dqejAtVlpSOU5rQmpQUmhtRFh6RGdRM2g2Q0VSWGw4S1dwT0lfWEpRNW5nNjJ2OWxuMHBLSTlaYlR6cVFLeXhVSGJKaWh4V2tTWlAxSE1xMG9LNXJLcU5xaUdZb3d5dHZWU2UwT003THdrLU1MTHc?oc=5</w:t>
       </w:r>
     </w:p>
     <w:p>
@@ -213,7 +207,7 @@
         <w:t xml:space="preserve">5. </w:t>
       </w:r>
       <w:r>
-        <w:t>Godrej Consumer Products acquires personal care brand to expand premium portfolio</w:t>
+        <w:t>Reliance targets multifold FMCG growth by 2030 through acquisitions, expansion</w:t>
       </w:r>
     </w:p>
     <w:p>
@@ -222,7 +216,7 @@
           <w:color w:val="666666"/>
           <w:sz w:val="17"/>
         </w:rPr>
-        <w:t>Beauty &amp; Personal Care  ·  Source: Business Standard  ·  credibility 1.00  ·  relevance 71</w:t>
+        <w:t>Other / Diversified  ·  Source: BusinessLine  ·  credibility 0.40  ·  relevance 42</w:t>
       </w:r>
     </w:p>
     <w:p>
@@ -232,7 +226,7 @@
           <w:color w:val="1A5FB4"/>
           <w:sz w:val="17"/>
         </w:rPr>
-        <w:t>https://www.business-standard.com/companies/news/godrej-consumer-personal-care-acquisition</w:t>
+        <w:t>https://news.google.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?oc=5</w:t>
       </w:r>
     </w:p>
     <w:p>
@@ -243,7 +237,7 @@
         <w:t xml:space="preserve">6. </w:t>
       </w:r>
       <w:r>
-        <w:t>Dabur acquires majority stake in spices and foods company</w:t>
+        <w:t>Lincoln Labs Acquires Caboodle, an AI-Powered CPG Trade Management Platform</w:t>
       </w:r>
     </w:p>
     <w:p>
@@ -252,7 +246,7 @@
           <w:color w:val="666666"/>
           <w:sz w:val="17"/>
         </w:rPr>
-        <w:t>Food  ·  Source: Economic Times  ·  credibility 1.00  ·  relevance 68</w:t>
+        <w:t>Other / Diversified  ·  Source: EIN Presswire  ·  credibility 0.40  ·  relevance 42</w:t>
       </w:r>
     </w:p>
     <w:p>
@@ -262,7 +256,7 @@
           <w:color w:val="1A5FB4"/>
           <w:sz w:val="17"/>
         </w:rPr>
-        <w:t>https://economictimes.indiatimes.com/industry/cons-products/fmcg/dabur-spices-foods-stake</w:t>
+        <w:t>https://news.google.com/rss/articles/CBMivgFBVV95cUxPSkhrV0RHR3QzZUxsNEFhSTNTV3VmeS1oNFRwOEdtNW8tYzNUTmRZMjNWenJWa1k4UVBPVmswcURwNlZQZm5KdGl3cm5TUFBCS2Q5RGNac0FpZUNOQ1V6NUhyUDBNalZBeGtucllZbFplZmUyNU1iMFFoQ045ZDVndW5rQUlfaGp0X0otbEo2NEpUV3pCQjVsWHBvSl8tcnBOWlRnY0l1R1ZPblRjakxUUGhBZVZGb2ZwaDZSSWlB?oc=5</w:t>
       </w:r>
     </w:p>
     <w:p>
@@ -273,7 +267,7 @@
         <w:t xml:space="preserve">7. </w:t>
       </w:r>
       <w:r>
-        <w:t>PepsiCo acquires prebiotic soda brand in functional beverage push</w:t>
+        <w:t>EXCLUSIVE: Sommer Ray-fronted Ingestibles Brand Imaraïs Beauty Acquired by Healthy Extracts</w:t>
       </w:r>
     </w:p>
     <w:p>
@@ -282,7 +276,7 @@
           <w:color w:val="666666"/>
           <w:sz w:val="17"/>
         </w:rPr>
-        <w:t>Beverages  ·  Source: FoodDive  ·  credibility 0.75  ·  relevance 68</w:t>
+        <w:t>Beauty &amp; Personal Care  ·  Source: Yahoo Finance UK  ·  credibility 0.50  ·  relevance 39 · corroborated by 4 sources</w:t>
       </w:r>
     </w:p>
     <w:p>
@@ -292,7 +286,7 @@
           <w:color w:val="1A5FB4"/>
           <w:sz w:val="17"/>
         </w:rPr>
-        <w:t>https://www.fooddive.com/news/pepsico-prebiotic-soda-acquisition</w:t>
+        <w:t>https://news.google.com/rss/articles/CBMikwFBVV95cUxOal96TFZfU0ZZeUxNRXFNRk1YNmxqQWFjajBTd1UyNFIzQjBUUnBMREpBaWl0Ujl3R3lSc3NSQXRxMFlkYUk3NDQyU091OGxWckJXSklzRFBQZVB3UlEzSkhSbW5OR2pFRmxSZ214SlZWbWoxWGRfMTdiWlNzLTk5ZTAtSVI0VDRrMU5HeUxLM3pvcGc?oc=5</w:t>
       </w:r>
     </w:p>
     <w:p>
@@ -303,7 +297,7 @@
         <w:t xml:space="preserve">8. </w:t>
       </w:r>
       <w:r>
-        <w:t>L'Oreal acquires majority stake in dermocosmetics brand</w:t>
+        <w:t>Disproquima acquires polish company Enzym</w:t>
       </w:r>
     </w:p>
     <w:p>
@@ -312,7 +306,7 @@
           <w:color w:val="666666"/>
           <w:sz w:val="17"/>
         </w:rPr>
-        <w:t>Beauty &amp; Personal Care  ·  Source: WWD  ·  credibility 0.75  ·  relevance 68</w:t>
+        <w:t>Health &amp; Wellness  ·  Source: Nutraceutical Business Review  ·  credibility 0.40  ·  relevance 39 · corroborated by 2 sources</w:t>
       </w:r>
     </w:p>
     <w:p>
@@ -322,7 +316,7 @@
           <w:color w:val="1A5FB4"/>
           <w:sz w:val="17"/>
         </w:rPr>
-        <w:t>https://wwd.com/business-news/mergers-acquisitions/loreal-dermocosmetics-acquisition</w:t>
+        <w:t>https://news.google.com/rss/articles/CBMirAFBVV95cUxPb19lcEg5bHVJSUp1UVdHMm1CNEMwZnBNVE4wdkdJMUp6VGR3OTVSNzA2Sml1QkhuZjlLRmszSXo0UmlTejF1UlVsRmxMWlBvUjhvTlhuRFF1V0hqSnE3RjlFWDBEeE42R2NaMTBpVHlPSkdGeHNUYWFER0E3U2htMGtZRElBNTVnTFhoRmtQZWxPMk9BbWFZWjdhbGdFc3N6UGNrZk1vS2xxa05i?oc=5</w:t>
       </w:r>
     </w:p>
     <w:p>
@@ -333,7 +327,7 @@
         <w:t xml:space="preserve">9. </w:t>
       </w:r>
       <w:r>
-        <w:t>Advent International acquires premium body care brand Salt &amp; Stone</w:t>
+        <w:t>Berlin Packaging expands in pharmaceutical, beauty markets with acquisitions in US, UK</w:t>
       </w:r>
     </w:p>
     <w:p>
@@ -342,7 +336,7 @@
           <w:color w:val="666666"/>
           <w:sz w:val="17"/>
         </w:rPr>
-        <w:t>Beauty &amp; Personal Care  ·  Source: WWD  ·  credibility 0.75  ·  relevance 65</w:t>
+        <w:t>Beauty &amp; Personal Care  ·  Source: Plastics News  ·  credibility 0.40  ·  relevance 39</w:t>
       </w:r>
     </w:p>
     <w:p>
@@ -352,7 +346,7 @@
           <w:color w:val="1A5FB4"/>
           <w:sz w:val="17"/>
         </w:rPr>
-        <w:t>https://wwd.com/business-news/mergers-acquisitions/advent-salt-and-stone-acquisition</w:t>
+        <w:t>https://news.google.com/rss/articles/CBMiiAFBVV95cUxQN2tuQk1qWERNaV91Z3M0WEt5d1BQX3pudW8tR1RFMXdCSTdvZlN1RkpmRmdVMXB6NWJkVWcwelhucmZqRkNtV0NEVFRRSUJHRTRLZTJ5alhvcDY4TXlmd25LUTZTbzhCdFEyM1JmeWhxWUhoRnJZcDZRNDRnSmlmWENid1RwX3hw?oc=5</w:t>
       </w:r>
     </w:p>
     <w:p>
@@ -363,13 +357,7 @@
         <w:t xml:space="preserve">10. </w:t>
       </w:r>
       <w:r>
-        <w:t>CVC Capital Partners acquires cosmetics maker Mandom Corp for $651.5 million</w:t>
-      </w:r>
-      <w:r>
-        <w:rPr>
-          <w:b/>
-        </w:rPr>
-        <w:t xml:space="preserve">  [$651.5 million]</w:t>
+        <w:t>Novvia Group acquires luxury beauty packaging company</w:t>
       </w:r>
     </w:p>
     <w:p>
@@ -378,7 +366,7 @@
           <w:color w:val="666666"/>
           <w:sz w:val="17"/>
         </w:rPr>
-        <w:t>Beauty &amp; Personal Care  ·  Source: Nikkei  ·  credibility 1.00  ·  relevance 61</w:t>
+        <w:t>Beauty &amp; Personal Care  ·  Source: Packaging Insights  ·  credibility 0.40  ·  relevance 39</w:t>
       </w:r>
     </w:p>
     <w:p>
@@ -388,7 +376,7 @@
           <w:color w:val="1A5FB4"/>
           <w:sz w:val="17"/>
         </w:rPr>
-        <w:t>https://www.nikkei.com/article/cvc-mandom-acquisition</w:t>
+        <w:t>https://news.google.com/rss/articles/CBMiiwFBVV95cUxNSHhocmRSUzh1MzU5NkhPR1BTQ3pFUEVSZ0RPcm42Y2lzemQ3d2p5V0lIMHpBX3FqV0wwVmFwNzdZUTJJRUN1alBtcmFUNVUyYl9CZkJnM010SWY1Rk9OVERNRXVsUkE3a21UVUI1TjZ3NEU0SjZ2TnVRVXk4QTdNWDNjYVo1RUJoejBZ?oc=5</w:t>
       </w:r>
     </w:p>
     <w:p>
@@ -438,7 +426,7 @@
           </w:tcPr>
           <w:p>
             <w:r>
-              <w:t>Food</w:t>
+              <w:t>Beauty &amp; Personal Care</w:t>
             </w:r>
           </w:p>
         </w:tc>
@@ -448,7 +436,7 @@
           </w:tcPr>
           <w:p>
             <w:r>
-              <w:t>9</w:t>
+              <w:t>10</w:t>
             </w:r>
           </w:p>
         </w:tc>
@@ -460,7 +448,7 @@
           </w:tcPr>
           <w:p>
             <w:r>
-              <w:t>Beauty &amp; Personal Care</w:t>
+              <w:t>Other / Diversified</w:t>
             </w:r>
           </w:p>
         </w:tc>
@@ -470,7 +458,29 @@
           </w:tcPr>
           <w:p>
             <w:r>
-              <w:t>7</w:t>
+              <w:t>4</w:t>
+            </w:r>
+          </w:p>
+        </w:tc>
+      </w:tr>
+      <w:tr>
+        <w:tc>
+          <w:tcPr>
+            <w:tcW w:type="dxa" w:w="4320"/>
+          </w:tcPr>
+          <w:p>
+            <w:r>
+              <w:t>Health &amp; Wellness</w:t>
+            </w:r>
+          </w:p>
+        </w:tc>
+        <w:tc>
+          <w:tcPr>
+            <w:tcW w:type="dxa" w:w="4320"/>
+          </w:tcPr>
+          <w:p>
+            <w:r>
+              <w:t>1</w:t>
             </w:r>
           </w:p>
         </w:tc>
@@ -483,28 +493,6 @@
           <w:p>
             <w:r>
               <w:t>Beverages</w:t>
-            </w:r>
-          </w:p>
-        </w:tc>
-        <w:tc>
-          <w:tcPr>
-            <w:tcW w:type="dxa" w:w="4320"/>
-          </w:tcPr>
-          <w:p>
-            <w:r>
-              <w:t>5</w:t>
-            </w:r>
-          </w:p>
-        </w:tc>
-      </w:tr>
-      <w:tr>
-        <w:tc>
-          <w:tcPr>
-            <w:tcW w:type="dxa" w:w="4320"/>
-          </w:tcPr>
-          <w:p>
-            <w:r>
-              <w:t>Home &amp; Household Care</w:t>
             </w:r>
           </w:p>
         </w:tc>

--- a/data/outputs/newsletter.docx
+++ b/data/outputs/newsletter.docx
@@ -28,7 +28,7 @@
           <w:color w:val="666666"/>
           <w:sz w:val="18"/>
         </w:rPr>
-        <w:t>Generated 21 Jun 2026, 10:34  ·  16 deals  ·  15 sources</w:t>
+        <w:t>Generated 22 Jun 2026, 12:17  ·  16 deals  ·  15 sources</w:t>
       </w:r>
     </w:p>
     <w:p/>
@@ -45,7 +45,7 @@
         <w:pStyle w:val="ListBullet"/>
       </w:pPr>
       <w:r>
-        <w:t>Pipeline funnel: 66 ingested → 38 after de-duplication (28 duplicates removed) → 16 relevant deals.</w:t>
+        <w:t>Pipeline funnel: 65 ingested → 38 after de-duplication (27 duplicates removed) → 16 relevant deals.</w:t>
       </w:r>
     </w:p>
     <w:p>
@@ -53,7 +53,7 @@
         <w:pStyle w:val="ListBullet"/>
       </w:pPr>
       <w:r>
-        <w:t>Most active categories: Beauty &amp; Personal Care (10), Other / Diversified (4), Health &amp; Wellness (1).</w:t>
+        <w:t>Most active categories: Beauty &amp; Personal Care (11), Other / Diversified (3), Food (1).</w:t>
       </w:r>
     </w:p>
     <w:p>
@@ -61,7 +61,7 @@
         <w:pStyle w:val="ListBullet"/>
       </w:pPr>
       <w:r>
-        <w:t>Average source credibility: 0.55 (0–1 scale).</w:t>
+        <w:t>Average source credibility: 0.59 (0–1 scale).</w:t>
       </w:r>
     </w:p>
     <w:p>
@@ -80,7 +80,14 @@
         <w:t xml:space="preserve">1. </w:t>
       </w:r>
       <w:r>
-        <w:t>L’Oréal Acquires Majority Stake in Innovist, Marking One of India’s Biggest D2C Beauty Deals</w:t>
+        <w:rPr>
+          <w:b/>
+          <w:color w:val="0B5C4A"/>
+        </w:rPr>
+        <w:t xml:space="preserve">L'Oreal → India-based: </w:t>
+      </w:r>
+      <w:r>
+        <w:t>L'Oreal acquires majority stake in India-based beauty brand Innovist, deepens India expansion</w:t>
       </w:r>
     </w:p>
     <w:p>
@@ -89,7 +96,7 @@
           <w:color w:val="666666"/>
           <w:sz w:val="17"/>
         </w:rPr>
-        <w:t>Beauty &amp; Personal Care  ·  Source: D2c Insider Pulse  ·  credibility 0.40  ·  relevance 61 · corroborated by 2 sources</w:t>
+        <w:t>Beauty &amp; Personal Care  ·  Source: ANI News  ·  credibility 0.40  ·  relevance 61 · corroborated by 2 sources</w:t>
       </w:r>
     </w:p>
     <w:p>
@@ -99,7 +106,7 @@
           <w:color w:val="1A5FB4"/>
           <w:sz w:val="17"/>
         </w:rPr>
-        <w:t>https://news.google.com/rss/articles/CBMiuwFBVV95cUxNamFnNjRXUmV5LWhTS3lvOXY2MVJtb24ySlo5VlZpdVVabkF0MkNDYWtLWkRsZmktMGN1aEh0V3dtWmdxbmlhazNXZW1SV01KMGRnOVhlS1AwQ3JodkhoNnFJNVRQc3BoTGhDMjlTUmJtTW1uTXhONE1CY3BxUzg4c2ppX0tZb3hBR2ZRVVNfb1k4WWVvYl8xZVRKMS1XazNWS2w5ZWZSSDhmc3p2akNIY09PdnRGVnBNU3Uw?oc=5</w:t>
+        <w:t>https://news.google.com/rss/articles/CBMi2gFBVV95cUxQVktINl9SY2Y3YjNsZnd6RFNQM044OFpUbWRPell4N0gwaDVlbGUxYl9fQzkxWUlyVE4yS05Jc2lOeXBTc2x0TlJMUW5lblkyelNlS2JzN3oxblhLNTZPX0lDWXg2d3Nia1JwXzBOZFltdVJ1cGhsNUpEd1NjcllGZ1RpRG1IX3ZoY2k0a2h1cG5IVG93REg0azNwQkRGTjRad19FY3BobXF1QkZHZXNnV3JqYVJlZE5NZjh2YXJsdjMxZzcxOWFTMTY2Wk9tMFJNY3hJeVBiNnhJQQ?oc=5</w:t>
       </w:r>
     </w:p>
     <w:p>
@@ -126,7 +133,7 @@
           <w:color w:val="666666"/>
           <w:sz w:val="17"/>
         </w:rPr>
-        <w:t>Beauty &amp; Personal Care  ·  Source: Reuters  ·  credibility 1.00  ·  relevance 56 · corroborated by 7 sources</w:t>
+        <w:t>Beauty &amp; Personal Care  ·  Source: Reuters  ·  credibility 1.00  ·  relevance 56 · corroborated by 11 sources</w:t>
       </w:r>
     </w:p>
     <w:p>
@@ -145,6 +152,43 @@
           <w:b/>
         </w:rPr>
         <w:t xml:space="preserve">3. </w:t>
+      </w:r>
+      <w:r>
+        <w:rPr>
+          <w:b/>
+          <w:color w:val="0B5C4A"/>
+        </w:rPr>
+        <w:t xml:space="preserve">Oréal Groupe → British: </w:t>
+      </w:r>
+      <w:r>
+        <w:t>L’Oréal Groupe to acquire majority stake in British skincare brand, Medik8</w:t>
+      </w:r>
+    </w:p>
+    <w:p>
+      <w:r>
+        <w:rPr>
+          <w:color w:val="666666"/>
+          <w:sz w:val="17"/>
+        </w:rPr>
+        <w:t>Beauty &amp; Personal Care  ·  Source: British Beauty Council  ·  credibility 0.40  ·  relevance 56</w:t>
+      </w:r>
+    </w:p>
+    <w:p>
+      <w:r>
+        <w:rPr>
+          <w:i/>
+          <w:color w:val="1A5FB4"/>
+          <w:sz w:val="17"/>
+        </w:rPr>
+        <w:t>https://news.google.com/rss/articles/CBMisAFBVV95cUxNa0dJaDVXdGg2Z3lISmhuajlkejUzS21OQmt5VDZZSDdYRWJuUnd6TFQ4TVdOVnktMEpqZ3F0dThNdEd5TGVUS3VHTnN0SklCbEVaRWZaQTRLWDhrTkNhMHJfVmZpbVlTOEx4YW1vVHRYZ21URmR6OEk0LXRCMF9UNWE3NGdnb3hLZU83aDJMREN3SUoycDJoQldBUGl0a2RDdTdhYmVLTkxHbUhHaE9yeA?oc=5</w:t>
+      </w:r>
+    </w:p>
+    <w:p>
+      <w:r>
+        <w:rPr>
+          <w:b/>
+        </w:rPr>
+        <w:t xml:space="preserve">4. </w:t>
       </w:r>
       <w:r>
         <w:t>FMCG giants focus on beauty brands in D2C acquisitions</w:t>
@@ -174,7 +218,44 @@
         <w:rPr>
           <w:b/>
         </w:rPr>
-        <w:t xml:space="preserve">4. </w:t>
+        <w:t xml:space="preserve">5. </w:t>
+      </w:r>
+      <w:r>
+        <w:rPr>
+          <w:b/>
+          <w:color w:val="0B5C4A"/>
+        </w:rPr>
+        <w:t xml:space="preserve">Oréal → Innovist: </w:t>
+      </w:r>
+      <w:r>
+        <w:t>L’Oréal to acquire majority stake in Innovist, bets big on India’s digital-first beauty brands</w:t>
+      </w:r>
+    </w:p>
+    <w:p>
+      <w:r>
+        <w:rPr>
+          <w:color w:val="666666"/>
+          <w:sz w:val="17"/>
+        </w:rPr>
+        <w:t>Beauty &amp; Personal Care  ·  Source: Storyboard18  ·  credibility 0.75  ·  relevance 49</w:t>
+      </w:r>
+    </w:p>
+    <w:p>
+      <w:r>
+        <w:rPr>
+          <w:i/>
+          <w:color w:val="1A5FB4"/>
+          <w:sz w:val="17"/>
+        </w:rPr>
+        <w:t>https://news.google.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?oc=5</w:t>
+      </w:r>
+    </w:p>
+    <w:p>
+      <w:r>
+        <w:rPr>
+          <w:b/>
+        </w:rPr>
+        <w:t xml:space="preserve">6. </w:t>
       </w:r>
       <w:r>
         <w:t>Charlotte Tilbury deal terms reportedly complicate Estée Lauder-Puig merger talks</w:t>
@@ -204,7 +285,44 @@
         <w:rPr>
           <w:b/>
         </w:rPr>
-        <w:t xml:space="preserve">5. </w:t>
+        <w:t xml:space="preserve">7. </w:t>
+      </w:r>
+      <w:r>
+        <w:rPr>
+          <w:b/>
+          <w:color w:val="0B5C4A"/>
+        </w:rPr>
+        <w:t xml:space="preserve">FlavorSum → Beverage Flavors International: </w:t>
+      </w:r>
+      <w:r>
+        <w:t>FlavorSum acquires Beverage Flavors International</w:t>
+      </w:r>
+    </w:p>
+    <w:p>
+      <w:r>
+        <w:rPr>
+          <w:color w:val="666666"/>
+          <w:sz w:val="17"/>
+        </w:rPr>
+        <w:t>Food  ·  Source: Food Business News  ·  credibility 0.75  ·  relevance 42</w:t>
+      </w:r>
+    </w:p>
+    <w:p>
+      <w:r>
+        <w:rPr>
+          <w:i/>
+          <w:color w:val="1A5FB4"/>
+          <w:sz w:val="17"/>
+        </w:rPr>
+        <w:t>https://news.google.com/rss/articles/CBMingFBVV95cUxPbmJIb0dNY1ZMYW5OQU90a3UyMUtZNTFEVncxSnc4Z0FVc0F2bjhVLWlSVENMaC1OZldoRUhhWENtcnUzOE5PWnNCenBQbkdadEo4aEN1UHY3T0N3N0VZX2ZlY080QVQ4Q21lb2lfN3VvS2o4NkFHWU1GQm54QjhrSGFQckppRXVYUGlIRk1lS0VIMkc4YWVLSHFCZW1sZw?oc=5</w:t>
+      </w:r>
+    </w:p>
+    <w:p>
+      <w:r>
+        <w:rPr>
+          <w:b/>
+        </w:rPr>
+        <w:t xml:space="preserve">8. </w:t>
       </w:r>
       <w:r>
         <w:t>Reliance targets multifold FMCG growth by 2030 through acquisitions, expansion</w:t>
@@ -234,7 +352,7 @@
         <w:rPr>
           <w:b/>
         </w:rPr>
-        <w:t xml:space="preserve">6. </w:t>
+        <w:t xml:space="preserve">9. </w:t>
       </w:r>
       <w:r>
         <w:t>Lincoln Labs Acquires Caboodle, an AI-Powered CPG Trade Management Platform</w:t>
@@ -264,7 +382,7 @@
         <w:rPr>
           <w:b/>
         </w:rPr>
-        <w:t xml:space="preserve">7. </w:t>
+        <w:t xml:space="preserve">10. </w:t>
       </w:r>
       <w:r>
         <w:t>EXCLUSIVE: Sommer Ray-fronted Ingestibles Brand Imaraïs Beauty Acquired by Healthy Extracts</w:t>
@@ -276,7 +394,7 @@
           <w:color w:val="666666"/>
           <w:sz w:val="17"/>
         </w:rPr>
-        <w:t>Beauty &amp; Personal Care  ·  Source: Yahoo Finance UK  ·  credibility 0.50  ·  relevance 39 · corroborated by 4 sources</w:t>
+        <w:t>Beauty &amp; Personal Care  ·  Source: WWD  ·  credibility 0.75  ·  relevance 39 · corroborated by 5 sources</w:t>
       </w:r>
     </w:p>
     <w:p>
@@ -286,97 +404,7 @@
           <w:color w:val="1A5FB4"/>
           <w:sz w:val="17"/>
         </w:rPr>
-        <w:t>https://news.google.com/rss/articles/CBMikwFBVV95cUxOal96TFZfU0ZZeUxNRXFNRk1YNmxqQWFjajBTd1UyNFIzQjBUUnBMREpBaWl0Ujl3R3lSc3NSQXRxMFlkYUk3NDQyU091OGxWckJXSklzRFBQZVB3UlEzSkhSbW5OR2pFRmxSZ214SlZWbWoxWGRfMTdiWlNzLTk5ZTAtSVI0VDRrMU5HeUxLM3pvcGc?oc=5</w:t>
-      </w:r>
-    </w:p>
-    <w:p>
-      <w:r>
-        <w:rPr>
-          <w:b/>
-        </w:rPr>
-        <w:t xml:space="preserve">8. </w:t>
-      </w:r>
-      <w:r>
-        <w:t>Disproquima acquires polish company Enzym</w:t>
-      </w:r>
-    </w:p>
-    <w:p>
-      <w:r>
-        <w:rPr>
-          <w:color w:val="666666"/>
-          <w:sz w:val="17"/>
-        </w:rPr>
-        <w:t>Health &amp; Wellness  ·  Source: Nutraceutical Business Review  ·  credibility 0.40  ·  relevance 39 · corroborated by 2 sources</w:t>
-      </w:r>
-    </w:p>
-    <w:p>
-      <w:r>
-        <w:rPr>
-          <w:i/>
-          <w:color w:val="1A5FB4"/>
-          <w:sz w:val="17"/>
-        </w:rPr>
-        <w:t>https://news.google.com/rss/articles/CBMirAFBVV95cUxPb19lcEg5bHVJSUp1UVdHMm1CNEMwZnBNVE4wdkdJMUp6VGR3OTVSNzA2Sml1QkhuZjlLRmszSXo0UmlTejF1UlVsRmxMWlBvUjhvTlhuRFF1V0hqSnE3RjlFWDBEeE42R2NaMTBpVHlPSkdGeHNUYWFER0E3U2htMGtZRElBNTVnTFhoRmtQZWxPMk9BbWFZWjdhbGdFc3N6UGNrZk1vS2xxa05i?oc=5</w:t>
-      </w:r>
-    </w:p>
-    <w:p>
-      <w:r>
-        <w:rPr>
-          <w:b/>
-        </w:rPr>
-        <w:t xml:space="preserve">9. </w:t>
-      </w:r>
-      <w:r>
-        <w:t>Berlin Packaging expands in pharmaceutical, beauty markets with acquisitions in US, UK</w:t>
-      </w:r>
-    </w:p>
-    <w:p>
-      <w:r>
-        <w:rPr>
-          <w:color w:val="666666"/>
-          <w:sz w:val="17"/>
-        </w:rPr>
-        <w:t>Beauty &amp; Personal Care  ·  Source: Plastics News  ·  credibility 0.40  ·  relevance 39</w:t>
-      </w:r>
-    </w:p>
-    <w:p>
-      <w:r>
-        <w:rPr>
-          <w:i/>
-          <w:color w:val="1A5FB4"/>
-          <w:sz w:val="17"/>
-        </w:rPr>
-        <w:t>https://news.google.com/rss/articles/CBMiiAFBVV95cUxQN2tuQk1qWERNaV91Z3M0WEt5d1BQX3pudW8tR1RFMXdCSTdvZlN1RkpmRmdVMXB6NWJkVWcwelhucmZqRkNtV0NEVFRRSUJHRTRLZTJ5alhvcDY4TXlmd25LUTZTbzhCdFEyM1JmeWhxWUhoRnJZcDZRNDRnSmlmWENid1RwX3hw?oc=5</w:t>
-      </w:r>
-    </w:p>
-    <w:p>
-      <w:r>
-        <w:rPr>
-          <w:b/>
-        </w:rPr>
-        <w:t xml:space="preserve">10. </w:t>
-      </w:r>
-      <w:r>
-        <w:t>Novvia Group acquires luxury beauty packaging company</w:t>
-      </w:r>
-    </w:p>
-    <w:p>
-      <w:r>
-        <w:rPr>
-          <w:color w:val="666666"/>
-          <w:sz w:val="17"/>
-        </w:rPr>
-        <w:t>Beauty &amp; Personal Care  ·  Source: Packaging Insights  ·  credibility 0.40  ·  relevance 39</w:t>
-      </w:r>
-    </w:p>
-    <w:p>
-      <w:r>
-        <w:rPr>
-          <w:i/>
-          <w:color w:val="1A5FB4"/>
-          <w:sz w:val="17"/>
-        </w:rPr>
-        <w:t>https://news.google.com/rss/articles/CBMiiwFBVV95cUxNSHhocmRSUzh1MzU5NkhPR1BTQ3pFUEVSZ0RPcm42Y2lzemQ3d2p5V0lIMHpBX3FqV0wwVmFwNzdZUTJJRUN1alBtcmFUNVUyYl9CZkJnM010SWY1Rk9OVERNRXVsUkE3a21UVUI1TjZ3NEU0SjZ2TnVRVXk4QTdNWDNjYVo1RUJoejBZ?oc=5</w:t>
+        <w:t>https://news.google.com/rss/articles/CBMiqgFBVV95cUxOSnRYdGZyeGxIenh0bWtkaXY2ekRjelpEaTM3eEFvNTRrWnd1bmFQY1JSdTJhMmlGOVhfM3F0Vzg1RXJETUZjOW9FQUpDTWYxLWFYbWJBVkpSNlFSd3R3ek5iNkh3eklCZUMycFY1UnVXV0F0MWozZDVSRVF1MzZQTHl2YnZfcVhTYzd4S3IxeXBpNnY3Rk5DWHdsVGRvX0VQU1huWF9YQVVJdw?oc=5</w:t>
       </w:r>
     </w:p>
     <w:p>
@@ -436,7 +464,7 @@
           </w:tcPr>
           <w:p>
             <w:r>
-              <w:t>10</w:t>
+              <w:t>11</w:t>
             </w:r>
           </w:p>
         </w:tc>
@@ -458,7 +486,7 @@
           </w:tcPr>
           <w:p>
             <w:r>
-              <w:t>4</w:t>
+              <w:t>3</w:t>
             </w:r>
           </w:p>
         </w:tc>
@@ -470,7 +498,7 @@
           </w:tcPr>
           <w:p>
             <w:r>
-              <w:t>Health &amp; Wellness</w:t>
+              <w:t>Food</w:t>
             </w:r>
           </w:p>
         </w:tc>

--- a/data/outputs/newsletter.docx
+++ b/data/outputs/newsletter.docx
@@ -28,7 +28,7 @@
           <w:color w:val="666666"/>
           <w:sz w:val="18"/>
         </w:rPr>
-        <w:t>Generated 22 Jun 2026, 12:17  ·  16 deals  ·  15 sources</w:t>
+        <w:t>Generated 29 Jun 2026, 11:13  ·  18 deals  ·  16 sources</w:t>
       </w:r>
     </w:p>
     <w:p/>
@@ -45,7 +45,7 @@
         <w:pStyle w:val="ListBullet"/>
       </w:pPr>
       <w:r>
-        <w:t>Pipeline funnel: 65 ingested → 38 after de-duplication (27 duplicates removed) → 16 relevant deals.</w:t>
+        <w:t>Pipeline funnel: 67 ingested → 46 after de-duplication (21 duplicates removed) → 18 relevant deals.</w:t>
       </w:r>
     </w:p>
     <w:p>
@@ -53,7 +53,7 @@
         <w:pStyle w:val="ListBullet"/>
       </w:pPr>
       <w:r>
-        <w:t>Most active categories: Beauty &amp; Personal Care (11), Other / Diversified (3), Food (1).</w:t>
+        <w:t>Most active categories: Beauty &amp; Personal Care (11), Other / Diversified (5), Food (1).</w:t>
       </w:r>
     </w:p>
     <w:p>
@@ -61,7 +61,7 @@
         <w:pStyle w:val="ListBullet"/>
       </w:pPr>
       <w:r>
-        <w:t>Average source credibility: 0.59 (0–1 scale).</w:t>
+        <w:t>Average source credibility: 0.58 (0–1 scale).</w:t>
       </w:r>
     </w:p>
     <w:p>
@@ -80,14 +80,7 @@
         <w:t xml:space="preserve">1. </w:t>
       </w:r>
       <w:r>
-        <w:rPr>
-          <w:b/>
-          <w:color w:val="0B5C4A"/>
-        </w:rPr>
-        <w:t xml:space="preserve">L'Oreal → India-based: </w:t>
-      </w:r>
-      <w:r>
-        <w:t>L'Oreal acquires majority stake in India-based beauty brand Innovist, deepens India expansion</w:t>
+        <w:t>French beauty and cosmetics giant L’Oreal seals deal to acquire majority stake in Innovist</w:t>
       </w:r>
     </w:p>
     <w:p>
@@ -96,7 +89,7 @@
           <w:color w:val="666666"/>
           <w:sz w:val="17"/>
         </w:rPr>
-        <w:t>Beauty &amp; Personal Care  ·  Source: ANI News  ·  credibility 0.40  ·  relevance 61 · corroborated by 2 sources</w:t>
+        <w:t>Beauty &amp; Personal Care  ·  Source: Moneycontrol.com  ·  credibility 1.00  ·  relevance 61</w:t>
       </w:r>
     </w:p>
     <w:p>
@@ -106,7 +99,7 @@
           <w:color w:val="1A5FB4"/>
           <w:sz w:val="17"/>
         </w:rPr>
-        <w:t>https://news.google.com/rss/articles/CBMi2gFBVV95cUxQVktINl9SY2Y3YjNsZnd6RFNQM044OFpUbWRPell4N0gwaDVlbGUxYl9fQzkxWUlyVE4yS05Jc2lOeXBTc2x0TlJMUW5lblkyelNlS2JzN3oxblhLNTZPX0lDWXg2d3Nia1JwXzBOZFltdVJ1cGhsNUpEd1NjcllGZ1RpRG1IX3ZoY2k0a2h1cG5IVG93REg0azNwQkRGTjRad19FY3BobXF1QkZHZXNnV3JqYVJlZE5NZjh2YXJsdjMxZzcxOWFTMTY2Wk9tMFJNY3hJeVBiNnhJQQ?oc=5</w:t>
+        <w:t>https://news.google.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?oc=5</w:t>
       </w:r>
     </w:p>
     <w:p>
@@ -133,7 +126,7 @@
           <w:color w:val="666666"/>
           <w:sz w:val="17"/>
         </w:rPr>
-        <w:t>Beauty &amp; Personal Care  ·  Source: Reuters  ·  credibility 1.00  ·  relevance 56 · corroborated by 11 sources</w:t>
+        <w:t>Beauty &amp; Personal Care  ·  Source: Reuters  ·  credibility 1.00  ·  relevance 56 · corroborated by 5 sources</w:t>
       </w:r>
     </w:p>
     <w:p>
@@ -152,43 +145,6 @@
           <w:b/>
         </w:rPr>
         <w:t xml:space="preserve">3. </w:t>
-      </w:r>
-      <w:r>
-        <w:rPr>
-          <w:b/>
-          <w:color w:val="0B5C4A"/>
-        </w:rPr>
-        <w:t xml:space="preserve">Oréal Groupe → British: </w:t>
-      </w:r>
-      <w:r>
-        <w:t>L’Oréal Groupe to acquire majority stake in British skincare brand, Medik8</w:t>
-      </w:r>
-    </w:p>
-    <w:p>
-      <w:r>
-        <w:rPr>
-          <w:color w:val="666666"/>
-          <w:sz w:val="17"/>
-        </w:rPr>
-        <w:t>Beauty &amp; Personal Care  ·  Source: British Beauty Council  ·  credibility 0.40  ·  relevance 56</w:t>
-      </w:r>
-    </w:p>
-    <w:p>
-      <w:r>
-        <w:rPr>
-          <w:i/>
-          <w:color w:val="1A5FB4"/>
-          <w:sz w:val="17"/>
-        </w:rPr>
-        <w:t>https://news.google.com/rss/articles/CBMisAFBVV95cUxNa0dJaDVXdGg2Z3lISmhuajlkejUzS21OQmt5VDZZSDdYRWJuUnd6TFQ4TVdOVnktMEpqZ3F0dThNdEd5TGVUS3VHTnN0SklCbEVaRWZaQTRLWDhrTkNhMHJfVmZpbVlTOEx4YW1vVHRYZ21URmR6OEk0LXRCMF9UNWE3NGdnb3hLZU83aDJMREN3SUoycDJoQldBUGl0a2RDdTdhYmVLTkxHbUhHaE9yeA?oc=5</w:t>
-      </w:r>
-    </w:p>
-    <w:p>
-      <w:r>
-        <w:rPr>
-          <w:b/>
-        </w:rPr>
-        <w:t xml:space="preserve">4. </w:t>
       </w:r>
       <w:r>
         <w:t>FMCG giants focus on beauty brands in D2C acquisitions</w:t>
@@ -218,17 +174,10 @@
         <w:rPr>
           <w:b/>
         </w:rPr>
-        <w:t xml:space="preserve">5. </w:t>
+        <w:t xml:space="preserve">4. </w:t>
       </w:r>
       <w:r>
-        <w:rPr>
-          <w:b/>
-          <w:color w:val="0B5C4A"/>
-        </w:rPr>
-        <w:t xml:space="preserve">Oréal → Innovist: </w:t>
-      </w:r>
-      <w:r>
-        <w:t>L’Oréal to acquire majority stake in Innovist, bets big on India’s digital-first beauty brands</w:t>
+        <w:t>Personal Care Brand L’Oréal to Acquire Majority Stake in Innovist</w:t>
       </w:r>
     </w:p>
     <w:p>
@@ -237,7 +186,7 @@
           <w:color w:val="666666"/>
           <w:sz w:val="17"/>
         </w:rPr>
-        <w:t>Beauty &amp; Personal Care  ·  Source: Storyboard18  ·  credibility 0.75  ·  relevance 49</w:t>
+        <w:t>Beauty &amp; Personal Care  ·  Source: Entrepreneur India  ·  credibility 0.40  ·  relevance 53</w:t>
       </w:r>
     </w:p>
     <w:p>
@@ -247,7 +196,50 @@
           <w:color w:val="1A5FB4"/>
           <w:sz w:val="17"/>
         </w:rPr>
-        <w:t>https://news.google.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?oc=5</w:t>
+        <w:t>https://news.google.com/rss/articles/CBMitwFBVV95cUxQNXlDUHlIcDVDNXVGTUI1azVEb3dLWWxodmpXdy1meUVUek5wRkxhZUxDTFZMTDJwYUNmSVQyV0g0M2l0OGlBZ3dveFFEazhTYVhBUFpCNy1ZYjNJSWk3Ymtyb0lDZ2wyOVRpbENQcnd4M3JiTlVsSFdLMmp4Y1FLeDNCT1BNYlhRZWF4SWJoYllQMGYwRUFrdzdTM3B4VU16VlUzcjkweEFYeXdpOFNZMHhBZHF4YW8?oc=5</w:t>
+      </w:r>
+    </w:p>
+    <w:p>
+      <w:r>
+        <w:rPr>
+          <w:b/>
+        </w:rPr>
+        <w:t xml:space="preserve">5. </w:t>
+      </w:r>
+      <w:r>
+        <w:rPr>
+          <w:b/>
+          <w:color w:val="0B5C4A"/>
+        </w:rPr>
+        <w:t xml:space="preserve">Honasa → Fluence Pharma: </w:t>
+      </w:r>
+      <w:r>
+        <w:t>Honasa acquires 58% stake in Fluence Pharma for $15-18 million</w:t>
+      </w:r>
+      <w:r>
+        <w:rPr>
+          <w:b/>
+        </w:rPr>
+        <w:t xml:space="preserve">  [18 million]</w:t>
+      </w:r>
+    </w:p>
+    <w:p>
+      <w:r>
+        <w:rPr>
+          <w:color w:val="666666"/>
+          <w:sz w:val="17"/>
+        </w:rPr>
+        <w:t>Other / Diversified  ·  Source: Indiatimes  ·  credibility 0.50  ·  relevance 49</w:t>
+      </w:r>
+    </w:p>
+    <w:p>
+      <w:r>
+        <w:rPr>
+          <w:i/>
+          <w:color w:val="1A5FB4"/>
+          <w:sz w:val="17"/>
+        </w:rPr>
+        <w:t>https://news.google.com/rss/articles/CBMi0gFBVV95cUxORU9GRUhVNU5tQWw5ZkRrSnV1VzY0YXdZeF9JY1FoOUhjeE43T29rckJMRmxZVnM1bGxDRV96VDBWUDgtbmt0dkFSeWhSWEVEZ0syWU9hamR5U3VDX0RETHliUjJaS3JLOFRCY3RTVExIdF9kdGpTVDVzVEl0OG1vWWN5cHZGQzczdXJkOTVZMVJTRURoVDd4ck5WdXVHN29vVXFJM0Jfem9MaEFJeC0zbnZ1UG5BNnBxcmRWd1llUk5pMURDV1hQZXowNTA2b2FhaXc?oc=5</w:t>
       </w:r>
     </w:p>
     <w:p>
@@ -256,6 +248,36 @@
           <w:b/>
         </w:rPr>
         <w:t xml:space="preserve">6. </w:t>
+      </w:r>
+      <w:r>
+        <w:t>ACCC clears Ampol’s EG Australia takeover subject to divestments</w:t>
+      </w:r>
+    </w:p>
+    <w:p>
+      <w:r>
+        <w:rPr>
+          <w:color w:val="666666"/>
+          <w:sz w:val="17"/>
+        </w:rPr>
+        <w:t>Other / Diversified  ·  Source: Inside FMCG  ·  credibility 0.40  ·  relevance 47</w:t>
+      </w:r>
+    </w:p>
+    <w:p>
+      <w:r>
+        <w:rPr>
+          <w:i/>
+          <w:color w:val="1A5FB4"/>
+          <w:sz w:val="17"/>
+        </w:rPr>
+        <w:t>https://news.google.com/rss/articles/CBMiowFBVV95cUxQQ1MyNDBqWFJhM3RTcTdqVnotR0FkMWZOSS16QngweXZSaXp3d0xXOUxwNVpQLU40Y3RpRHZKTndNQmZTXzdPT2NxblgxZGxJbk05S0VYcmhXUEpoY3BrNS1mMXFraUxlQmVvOXRRVmMzQ2RheDdTQ1d2N0NOTXhENXg5NzZwSl9Ld0Y2b2NuXzBtd2lxa0dIV2FBNlBTSk9LZ1Aw?oc=5</w:t>
+      </w:r>
+    </w:p>
+    <w:p>
+      <w:r>
+        <w:rPr>
+          <w:b/>
+        </w:rPr>
+        <w:t xml:space="preserve">7. </w:t>
       </w:r>
       <w:r>
         <w:t>Charlotte Tilbury deal terms reportedly complicate Estée Lauder-Puig merger talks</w:t>
@@ -285,7 +307,7 @@
         <w:rPr>
           <w:b/>
         </w:rPr>
-        <w:t xml:space="preserve">7. </w:t>
+        <w:t xml:space="preserve">8. </w:t>
       </w:r>
       <w:r>
         <w:rPr>
@@ -322,7 +344,7 @@
         <w:rPr>
           <w:b/>
         </w:rPr>
-        <w:t xml:space="preserve">8. </w:t>
+        <w:t xml:space="preserve">9. </w:t>
       </w:r>
       <w:r>
         <w:t>Reliance targets multifold FMCG growth by 2030 through acquisitions, expansion</w:t>
@@ -352,7 +374,7 @@
         <w:rPr>
           <w:b/>
         </w:rPr>
-        <w:t xml:space="preserve">9. </w:t>
+        <w:t xml:space="preserve">10. </w:t>
       </w:r>
       <w:r>
         <w:t>Lincoln Labs Acquires Caboodle, an AI-Powered CPG Trade Management Platform</w:t>
@@ -375,36 +397,6 @@
           <w:sz w:val="17"/>
         </w:rPr>
         <w:t>https://news.google.com/rss/articles/CBMivgFBVV95cUxPSkhrV0RHR3QzZUxsNEFhSTNTV3VmeS1oNFRwOEdtNW8tYzNUTmRZMjNWenJWa1k4UVBPVmswcURwNlZQZm5KdGl3cm5TUFBCS2Q5RGNac0FpZUNOQ1V6NUhyUDBNalZBeGtucllZbFplZmUyNU1iMFFoQ045ZDVndW5rQUlfaGp0X0otbEo2NEpUV3pCQjVsWHBvSl8tcnBOWlRnY0l1R1ZPblRjakxUUGhBZVZGb2ZwaDZSSWlB?oc=5</w:t>
-      </w:r>
-    </w:p>
-    <w:p>
-      <w:r>
-        <w:rPr>
-          <w:b/>
-        </w:rPr>
-        <w:t xml:space="preserve">10. </w:t>
-      </w:r>
-      <w:r>
-        <w:t>EXCLUSIVE: Sommer Ray-fronted Ingestibles Brand Imaraïs Beauty Acquired by Healthy Extracts</w:t>
-      </w:r>
-    </w:p>
-    <w:p>
-      <w:r>
-        <w:rPr>
-          <w:color w:val="666666"/>
-          <w:sz w:val="17"/>
-        </w:rPr>
-        <w:t>Beauty &amp; Personal Care  ·  Source: WWD  ·  credibility 0.75  ·  relevance 39 · corroborated by 5 sources</w:t>
-      </w:r>
-    </w:p>
-    <w:p>
-      <w:r>
-        <w:rPr>
-          <w:i/>
-          <w:color w:val="1A5FB4"/>
-          <w:sz w:val="17"/>
-        </w:rPr>
-        <w:t>https://news.google.com/rss/articles/CBMiqgFBVV95cUxOSnRYdGZyeGxIenh0bWtkaXY2ekRjelpEaTM3eEFvNTRrWnd1bmFQY1JSdTJhMmlGOVhfM3F0Vzg1RXJETUZjOW9FQUpDTWYxLWFYbWJBVkpSNlFSd3R3ek5iNkh3eklCZUMycFY1UnVXV0F0MWozZDVSRVF1MzZQTHl2YnZfcVhTYzd4S3IxeXBpNnY3Rk5DWHdsVGRvX0VQU1huWF9YQVVJdw?oc=5</w:t>
       </w:r>
     </w:p>
     <w:p>
@@ -486,7 +478,7 @@
           </w:tcPr>
           <w:p>
             <w:r>
-              <w:t>3</w:t>
+              <w:t>5</w:t>
             </w:r>
           </w:p>
         </w:tc>
